--- a/outputs/08_委托指令单_2026-09-11.docx
+++ b/outputs/08_委托指令单_2026-09-11.docx
@@ -30,20 +30,414 @@
         <w:t>请在同花顺模拟炒股APP中按下列指令核对后下单；成交后无需手工登记，auto模式下账本自动记账，manual模式下将成交价回填 data/trades.csv。</w:t>
       </w:r>
     </w:p>
-    <w:p>
-      <w:pPr>
-        <w:spacing w:after="120" w:line="312" w:lineRule="auto"/>
-        <w:jc w:val="left"/>
-      </w:pPr>
-      <w:r>
-        <w:rPr>
-          <w:rFonts w:ascii="Times New Roman" w:hAnsi="Times New Roman" w:eastAsia="宋体"/>
-          <w:b w:val="0"/>
-          <w:sz w:val="24"/>
-        </w:rPr>
-        <w:t>本日无操作信号，不进行交易。</w:t>
-      </w:r>
-    </w:p>
+    <w:tbl>
+      <w:tblPr>
+        <w:tblStyle w:val="TableGrid"/>
+        <w:tblW w:type="auto" w:w="0"/>
+        <w:jc w:val="center"/>
+        <w:tblLook w:firstColumn="1" w:firstRow="1" w:lastColumn="0" w:lastRow="0" w:noHBand="0" w:noVBand="1" w:val="04A0"/>
+      </w:tblPr>
+      <w:tblGrid>
+        <w:gridCol w:w="1234"/>
+        <w:gridCol w:w="1234"/>
+        <w:gridCol w:w="1234"/>
+        <w:gridCol w:w="1234"/>
+        <w:gridCol w:w="1234"/>
+        <w:gridCol w:w="1234"/>
+        <w:gridCol w:w="1234"/>
+      </w:tblGrid>
+      <w:tr>
+        <w:tc>
+          <w:tcPr>
+            <w:tcW w:type="dxa" w:w="907"/>
+          </w:tcPr>
+          <w:p>
+            <w:pPr>
+              <w:jc w:val="center"/>
+            </w:pPr>
+            <w:r/>
+            <w:r>
+              <w:rPr>
+                <w:rFonts w:ascii="Times New Roman" w:hAnsi="Times New Roman" w:eastAsia="宋体"/>
+                <w:b/>
+                <w:sz w:val="18"/>
+              </w:rPr>
+              <w:t>方向</w:t>
+            </w:r>
+          </w:p>
+        </w:tc>
+        <w:tc>
+          <w:tcPr>
+            <w:tcW w:type="dxa" w:w="1474"/>
+          </w:tcPr>
+          <w:p>
+            <w:pPr>
+              <w:jc w:val="center"/>
+            </w:pPr>
+            <w:r/>
+            <w:r>
+              <w:rPr>
+                <w:rFonts w:ascii="Times New Roman" w:hAnsi="Times New Roman" w:eastAsia="宋体"/>
+                <w:b/>
+                <w:sz w:val="18"/>
+              </w:rPr>
+              <w:t>证券名称</w:t>
+            </w:r>
+          </w:p>
+        </w:tc>
+        <w:tc>
+          <w:tcPr>
+            <w:tcW w:type="dxa" w:w="1247"/>
+          </w:tcPr>
+          <w:p>
+            <w:pPr>
+              <w:jc w:val="center"/>
+            </w:pPr>
+            <w:r/>
+            <w:r>
+              <w:rPr>
+                <w:rFonts w:ascii="Times New Roman" w:hAnsi="Times New Roman" w:eastAsia="宋体"/>
+                <w:b/>
+                <w:sz w:val="18"/>
+              </w:rPr>
+              <w:t>代码</w:t>
+            </w:r>
+          </w:p>
+        </w:tc>
+        <w:tc>
+          <w:tcPr>
+            <w:tcW w:type="dxa" w:w="1020"/>
+          </w:tcPr>
+          <w:p>
+            <w:pPr>
+              <w:jc w:val="center"/>
+            </w:pPr>
+            <w:r/>
+            <w:r>
+              <w:rPr>
+                <w:rFonts w:ascii="Times New Roman" w:hAnsi="Times New Roman" w:eastAsia="宋体"/>
+                <w:b/>
+                <w:sz w:val="18"/>
+              </w:rPr>
+              <w:t>参考价</w:t>
+            </w:r>
+          </w:p>
+        </w:tc>
+        <w:tc>
+          <w:tcPr>
+            <w:tcW w:type="dxa" w:w="1134"/>
+          </w:tcPr>
+          <w:p>
+            <w:pPr>
+              <w:jc w:val="center"/>
+            </w:pPr>
+            <w:r/>
+            <w:r>
+              <w:rPr>
+                <w:rFonts w:ascii="Times New Roman" w:hAnsi="Times New Roman" w:eastAsia="宋体"/>
+                <w:b/>
+                <w:sz w:val="18"/>
+              </w:rPr>
+              <w:t>数量(股)</w:t>
+            </w:r>
+          </w:p>
+        </w:tc>
+        <w:tc>
+          <w:tcPr>
+            <w:tcW w:type="dxa" w:w="1361"/>
+          </w:tcPr>
+          <w:p>
+            <w:pPr>
+              <w:jc w:val="center"/>
+            </w:pPr>
+            <w:r/>
+            <w:r>
+              <w:rPr>
+                <w:rFonts w:ascii="Times New Roman" w:hAnsi="Times New Roman" w:eastAsia="宋体"/>
+                <w:b/>
+                <w:sz w:val="18"/>
+              </w:rPr>
+              <w:t>金额(元)</w:t>
+            </w:r>
+          </w:p>
+        </w:tc>
+        <w:tc>
+          <w:tcPr>
+            <w:tcW w:type="dxa" w:w="3402"/>
+          </w:tcPr>
+          <w:p>
+            <w:pPr>
+              <w:jc w:val="center"/>
+            </w:pPr>
+            <w:r/>
+            <w:r>
+              <w:rPr>
+                <w:rFonts w:ascii="Times New Roman" w:hAnsi="Times New Roman" w:eastAsia="宋体"/>
+                <w:b/>
+                <w:sz w:val="18"/>
+              </w:rPr>
+              <w:t>理由</w:t>
+            </w:r>
+          </w:p>
+        </w:tc>
+      </w:tr>
+      <w:tr>
+        <w:tc>
+          <w:tcPr>
+            <w:tcW w:type="dxa" w:w="907"/>
+          </w:tcPr>
+          <w:p>
+            <w:pPr>
+              <w:jc w:val="center"/>
+            </w:pPr>
+            <w:r/>
+            <w:r>
+              <w:rPr>
+                <w:rFonts w:ascii="Times New Roman" w:hAnsi="Times New Roman" w:eastAsia="宋体"/>
+                <w:sz w:val="18"/>
+              </w:rPr>
+              <w:t>卖出</w:t>
+            </w:r>
+          </w:p>
+        </w:tc>
+        <w:tc>
+          <w:tcPr>
+            <w:tcW w:type="dxa" w:w="1474"/>
+          </w:tcPr>
+          <w:p>
+            <w:pPr>
+              <w:jc w:val="center"/>
+            </w:pPr>
+            <w:r/>
+            <w:r>
+              <w:rPr>
+                <w:rFonts w:ascii="Times New Roman" w:hAnsi="Times New Roman" w:eastAsia="宋体"/>
+                <w:sz w:val="18"/>
+              </w:rPr>
+              <w:t>紫金矿业</w:t>
+            </w:r>
+          </w:p>
+        </w:tc>
+        <w:tc>
+          <w:tcPr>
+            <w:tcW w:type="dxa" w:w="1247"/>
+          </w:tcPr>
+          <w:p>
+            <w:pPr>
+              <w:jc w:val="center"/>
+            </w:pPr>
+            <w:r/>
+            <w:r>
+              <w:rPr>
+                <w:rFonts w:ascii="Times New Roman" w:hAnsi="Times New Roman" w:eastAsia="宋体"/>
+                <w:sz w:val="18"/>
+              </w:rPr>
+              <w:t>601899</w:t>
+            </w:r>
+          </w:p>
+        </w:tc>
+        <w:tc>
+          <w:tcPr>
+            <w:tcW w:type="dxa" w:w="1020"/>
+          </w:tcPr>
+          <w:p>
+            <w:pPr>
+              <w:jc w:val="center"/>
+            </w:pPr>
+            <w:r/>
+            <w:r>
+              <w:rPr>
+                <w:rFonts w:ascii="Times New Roman" w:hAnsi="Times New Roman" w:eastAsia="宋体"/>
+                <w:sz w:val="18"/>
+              </w:rPr>
+              <w:t>31.61</w:t>
+            </w:r>
+          </w:p>
+        </w:tc>
+        <w:tc>
+          <w:tcPr>
+            <w:tcW w:type="dxa" w:w="1134"/>
+          </w:tcPr>
+          <w:p>
+            <w:pPr>
+              <w:jc w:val="center"/>
+            </w:pPr>
+            <w:r/>
+            <w:r>
+              <w:rPr>
+                <w:rFonts w:ascii="Times New Roman" w:hAnsi="Times New Roman" w:eastAsia="宋体"/>
+                <w:sz w:val="18"/>
+              </w:rPr>
+              <w:t>8700</w:t>
+            </w:r>
+          </w:p>
+        </w:tc>
+        <w:tc>
+          <w:tcPr>
+            <w:tcW w:type="dxa" w:w="1361"/>
+          </w:tcPr>
+          <w:p>
+            <w:pPr>
+              <w:jc w:val="center"/>
+            </w:pPr>
+            <w:r/>
+            <w:r>
+              <w:rPr>
+                <w:rFonts w:ascii="Times New Roman" w:hAnsi="Times New Roman" w:eastAsia="宋体"/>
+                <w:sz w:val="18"/>
+              </w:rPr>
+              <w:t>275007</w:t>
+            </w:r>
+          </w:p>
+        </w:tc>
+        <w:tc>
+          <w:tcPr>
+            <w:tcW w:type="dxa" w:w="3402"/>
+          </w:tcPr>
+          <w:p>
+            <w:pPr>
+              <w:jc w:val="center"/>
+            </w:pPr>
+            <w:r/>
+            <w:r>
+              <w:rPr>
+                <w:rFonts w:ascii="Times New Roman" w:hAnsi="Times New Roman" w:eastAsia="宋体"/>
+                <w:sz w:val="18"/>
+              </w:rPr>
+              <w:t>人工执行破位止损减仓：紫金矿业当日大跌7.3%至31.62，跌破20日均线33.77，触发系统'破位预警'（跌破20日线</w:t>
+            </w:r>
+          </w:p>
+        </w:tc>
+      </w:tr>
+      <w:tr>
+        <w:tc>
+          <w:tcPr>
+            <w:tcW w:type="dxa" w:w="907"/>
+          </w:tcPr>
+          <w:p>
+            <w:pPr>
+              <w:jc w:val="center"/>
+            </w:pPr>
+            <w:r/>
+            <w:r>
+              <w:rPr>
+                <w:rFonts w:ascii="Times New Roman" w:hAnsi="Times New Roman" w:eastAsia="宋体"/>
+                <w:sz w:val="18"/>
+              </w:rPr>
+              <w:t>买入</w:t>
+            </w:r>
+          </w:p>
+        </w:tc>
+        <w:tc>
+          <w:tcPr>
+            <w:tcW w:type="dxa" w:w="1474"/>
+          </w:tcPr>
+          <w:p>
+            <w:pPr>
+              <w:jc w:val="center"/>
+            </w:pPr>
+            <w:r/>
+            <w:r>
+              <w:rPr>
+                <w:rFonts w:ascii="Times New Roman" w:hAnsi="Times New Roman" w:eastAsia="宋体"/>
+                <w:sz w:val="18"/>
+              </w:rPr>
+              <w:t>恺英网络</w:t>
+            </w:r>
+          </w:p>
+        </w:tc>
+        <w:tc>
+          <w:tcPr>
+            <w:tcW w:type="dxa" w:w="1247"/>
+          </w:tcPr>
+          <w:p>
+            <w:pPr>
+              <w:jc w:val="center"/>
+            </w:pPr>
+            <w:r/>
+            <w:r>
+              <w:rPr>
+                <w:rFonts w:ascii="Times New Roman" w:hAnsi="Times New Roman" w:eastAsia="宋体"/>
+                <w:sz w:val="18"/>
+              </w:rPr>
+              <w:t>002517</w:t>
+            </w:r>
+          </w:p>
+        </w:tc>
+        <w:tc>
+          <w:tcPr>
+            <w:tcW w:type="dxa" w:w="1020"/>
+          </w:tcPr>
+          <w:p>
+            <w:pPr>
+              <w:jc w:val="center"/>
+            </w:pPr>
+            <w:r/>
+            <w:r>
+              <w:rPr>
+                <w:rFonts w:ascii="Times New Roman" w:hAnsi="Times New Roman" w:eastAsia="宋体"/>
+                <w:sz w:val="18"/>
+              </w:rPr>
+              <w:t>17.52</w:t>
+            </w:r>
+          </w:p>
+        </w:tc>
+        <w:tc>
+          <w:tcPr>
+            <w:tcW w:type="dxa" w:w="1134"/>
+          </w:tcPr>
+          <w:p>
+            <w:pPr>
+              <w:jc w:val="center"/>
+            </w:pPr>
+            <w:r/>
+            <w:r>
+              <w:rPr>
+                <w:rFonts w:ascii="Times New Roman" w:hAnsi="Times New Roman" w:eastAsia="宋体"/>
+                <w:sz w:val="18"/>
+              </w:rPr>
+              <w:t>10000</w:t>
+            </w:r>
+          </w:p>
+        </w:tc>
+        <w:tc>
+          <w:tcPr>
+            <w:tcW w:type="dxa" w:w="1361"/>
+          </w:tcPr>
+          <w:p>
+            <w:pPr>
+              <w:jc w:val="center"/>
+            </w:pPr>
+            <w:r/>
+            <w:r>
+              <w:rPr>
+                <w:rFonts w:ascii="Times New Roman" w:hAnsi="Times New Roman" w:eastAsia="宋体"/>
+                <w:sz w:val="18"/>
+              </w:rPr>
+              <w:t>175200</w:t>
+            </w:r>
+          </w:p>
+        </w:tc>
+        <w:tc>
+          <w:tcPr>
+            <w:tcW w:type="dxa" w:w="3402"/>
+          </w:tcPr>
+          <w:p>
+            <w:pPr>
+              <w:jc w:val="center"/>
+            </w:pPr>
+            <w:r/>
+            <w:r>
+              <w:rPr>
+                <w:rFonts w:ascii="Times New Roman" w:hAnsi="Times New Roman" w:eastAsia="宋体"/>
+                <w:sz w:val="18"/>
+              </w:rPr>
+              <w:t>人工采纳AI推荐建仓：AI 于 09-10 收盘复盘给出'买入 恺英网络 17.30~18.10，止损16.2，目标20</w:t>
+            </w:r>
+          </w:p>
+        </w:tc>
+      </w:tr>
+    </w:tbl>
     <w:sectPr>
       <w:pgSz w:w="12240" w:h="15840"/>
       <w:pgMar w:top="1440" w:right="1800" w:bottom="1440" w:left="1800" w:header="720" w:footer="720" w:gutter="0"/>

--- a/outputs/08_委托指令单_2026-09-11.docx
+++ b/outputs/08_委托指令单_2026-09-11.docx
@@ -30,414 +30,20 @@
         <w:t>请在同花顺模拟炒股APP中按下列指令核对后下单；成交后无需手工登记，auto模式下账本自动记账，manual模式下将成交价回填 data/trades.csv。</w:t>
       </w:r>
     </w:p>
-    <w:tbl>
-      <w:tblPr>
-        <w:tblStyle w:val="TableGrid"/>
-        <w:tblW w:type="auto" w:w="0"/>
-        <w:jc w:val="center"/>
-        <w:tblLook w:firstColumn="1" w:firstRow="1" w:lastColumn="0" w:lastRow="0" w:noHBand="0" w:noVBand="1" w:val="04A0"/>
-      </w:tblPr>
-      <w:tblGrid>
-        <w:gridCol w:w="1234"/>
-        <w:gridCol w:w="1234"/>
-        <w:gridCol w:w="1234"/>
-        <w:gridCol w:w="1234"/>
-        <w:gridCol w:w="1234"/>
-        <w:gridCol w:w="1234"/>
-        <w:gridCol w:w="1234"/>
-      </w:tblGrid>
-      <w:tr>
-        <w:tc>
-          <w:tcPr>
-            <w:tcW w:type="dxa" w:w="907"/>
-          </w:tcPr>
-          <w:p>
-            <w:pPr>
-              <w:jc w:val="center"/>
-            </w:pPr>
-            <w:r/>
-            <w:r>
-              <w:rPr>
-                <w:rFonts w:ascii="Times New Roman" w:hAnsi="Times New Roman" w:eastAsia="宋体"/>
-                <w:b/>
-                <w:sz w:val="18"/>
-              </w:rPr>
-              <w:t>方向</w:t>
-            </w:r>
-          </w:p>
-        </w:tc>
-        <w:tc>
-          <w:tcPr>
-            <w:tcW w:type="dxa" w:w="1474"/>
-          </w:tcPr>
-          <w:p>
-            <w:pPr>
-              <w:jc w:val="center"/>
-            </w:pPr>
-            <w:r/>
-            <w:r>
-              <w:rPr>
-                <w:rFonts w:ascii="Times New Roman" w:hAnsi="Times New Roman" w:eastAsia="宋体"/>
-                <w:b/>
-                <w:sz w:val="18"/>
-              </w:rPr>
-              <w:t>证券名称</w:t>
-            </w:r>
-          </w:p>
-        </w:tc>
-        <w:tc>
-          <w:tcPr>
-            <w:tcW w:type="dxa" w:w="1247"/>
-          </w:tcPr>
-          <w:p>
-            <w:pPr>
-              <w:jc w:val="center"/>
-            </w:pPr>
-            <w:r/>
-            <w:r>
-              <w:rPr>
-                <w:rFonts w:ascii="Times New Roman" w:hAnsi="Times New Roman" w:eastAsia="宋体"/>
-                <w:b/>
-                <w:sz w:val="18"/>
-              </w:rPr>
-              <w:t>代码</w:t>
-            </w:r>
-          </w:p>
-        </w:tc>
-        <w:tc>
-          <w:tcPr>
-            <w:tcW w:type="dxa" w:w="1020"/>
-          </w:tcPr>
-          <w:p>
-            <w:pPr>
-              <w:jc w:val="center"/>
-            </w:pPr>
-            <w:r/>
-            <w:r>
-              <w:rPr>
-                <w:rFonts w:ascii="Times New Roman" w:hAnsi="Times New Roman" w:eastAsia="宋体"/>
-                <w:b/>
-                <w:sz w:val="18"/>
-              </w:rPr>
-              <w:t>参考价</w:t>
-            </w:r>
-          </w:p>
-        </w:tc>
-        <w:tc>
-          <w:tcPr>
-            <w:tcW w:type="dxa" w:w="1134"/>
-          </w:tcPr>
-          <w:p>
-            <w:pPr>
-              <w:jc w:val="center"/>
-            </w:pPr>
-            <w:r/>
-            <w:r>
-              <w:rPr>
-                <w:rFonts w:ascii="Times New Roman" w:hAnsi="Times New Roman" w:eastAsia="宋体"/>
-                <w:b/>
-                <w:sz w:val="18"/>
-              </w:rPr>
-              <w:t>数量(股)</w:t>
-            </w:r>
-          </w:p>
-        </w:tc>
-        <w:tc>
-          <w:tcPr>
-            <w:tcW w:type="dxa" w:w="1361"/>
-          </w:tcPr>
-          <w:p>
-            <w:pPr>
-              <w:jc w:val="center"/>
-            </w:pPr>
-            <w:r/>
-            <w:r>
-              <w:rPr>
-                <w:rFonts w:ascii="Times New Roman" w:hAnsi="Times New Roman" w:eastAsia="宋体"/>
-                <w:b/>
-                <w:sz w:val="18"/>
-              </w:rPr>
-              <w:t>金额(元)</w:t>
-            </w:r>
-          </w:p>
-        </w:tc>
-        <w:tc>
-          <w:tcPr>
-            <w:tcW w:type="dxa" w:w="3402"/>
-          </w:tcPr>
-          <w:p>
-            <w:pPr>
-              <w:jc w:val="center"/>
-            </w:pPr>
-            <w:r/>
-            <w:r>
-              <w:rPr>
-                <w:rFonts w:ascii="Times New Roman" w:hAnsi="Times New Roman" w:eastAsia="宋体"/>
-                <w:b/>
-                <w:sz w:val="18"/>
-              </w:rPr>
-              <w:t>理由</w:t>
-            </w:r>
-          </w:p>
-        </w:tc>
-      </w:tr>
-      <w:tr>
-        <w:tc>
-          <w:tcPr>
-            <w:tcW w:type="dxa" w:w="907"/>
-          </w:tcPr>
-          <w:p>
-            <w:pPr>
-              <w:jc w:val="center"/>
-            </w:pPr>
-            <w:r/>
-            <w:r>
-              <w:rPr>
-                <w:rFonts w:ascii="Times New Roman" w:hAnsi="Times New Roman" w:eastAsia="宋体"/>
-                <w:sz w:val="18"/>
-              </w:rPr>
-              <w:t>卖出</w:t>
-            </w:r>
-          </w:p>
-        </w:tc>
-        <w:tc>
-          <w:tcPr>
-            <w:tcW w:type="dxa" w:w="1474"/>
-          </w:tcPr>
-          <w:p>
-            <w:pPr>
-              <w:jc w:val="center"/>
-            </w:pPr>
-            <w:r/>
-            <w:r>
-              <w:rPr>
-                <w:rFonts w:ascii="Times New Roman" w:hAnsi="Times New Roman" w:eastAsia="宋体"/>
-                <w:sz w:val="18"/>
-              </w:rPr>
-              <w:t>紫金矿业</w:t>
-            </w:r>
-          </w:p>
-        </w:tc>
-        <w:tc>
-          <w:tcPr>
-            <w:tcW w:type="dxa" w:w="1247"/>
-          </w:tcPr>
-          <w:p>
-            <w:pPr>
-              <w:jc w:val="center"/>
-            </w:pPr>
-            <w:r/>
-            <w:r>
-              <w:rPr>
-                <w:rFonts w:ascii="Times New Roman" w:hAnsi="Times New Roman" w:eastAsia="宋体"/>
-                <w:sz w:val="18"/>
-              </w:rPr>
-              <w:t>601899</w:t>
-            </w:r>
-          </w:p>
-        </w:tc>
-        <w:tc>
-          <w:tcPr>
-            <w:tcW w:type="dxa" w:w="1020"/>
-          </w:tcPr>
-          <w:p>
-            <w:pPr>
-              <w:jc w:val="center"/>
-            </w:pPr>
-            <w:r/>
-            <w:r>
-              <w:rPr>
-                <w:rFonts w:ascii="Times New Roman" w:hAnsi="Times New Roman" w:eastAsia="宋体"/>
-                <w:sz w:val="18"/>
-              </w:rPr>
-              <w:t>31.61</w:t>
-            </w:r>
-          </w:p>
-        </w:tc>
-        <w:tc>
-          <w:tcPr>
-            <w:tcW w:type="dxa" w:w="1134"/>
-          </w:tcPr>
-          <w:p>
-            <w:pPr>
-              <w:jc w:val="center"/>
-            </w:pPr>
-            <w:r/>
-            <w:r>
-              <w:rPr>
-                <w:rFonts w:ascii="Times New Roman" w:hAnsi="Times New Roman" w:eastAsia="宋体"/>
-                <w:sz w:val="18"/>
-              </w:rPr>
-              <w:t>8700</w:t>
-            </w:r>
-          </w:p>
-        </w:tc>
-        <w:tc>
-          <w:tcPr>
-            <w:tcW w:type="dxa" w:w="1361"/>
-          </w:tcPr>
-          <w:p>
-            <w:pPr>
-              <w:jc w:val="center"/>
-            </w:pPr>
-            <w:r/>
-            <w:r>
-              <w:rPr>
-                <w:rFonts w:ascii="Times New Roman" w:hAnsi="Times New Roman" w:eastAsia="宋体"/>
-                <w:sz w:val="18"/>
-              </w:rPr>
-              <w:t>275007</w:t>
-            </w:r>
-          </w:p>
-        </w:tc>
-        <w:tc>
-          <w:tcPr>
-            <w:tcW w:type="dxa" w:w="3402"/>
-          </w:tcPr>
-          <w:p>
-            <w:pPr>
-              <w:jc w:val="center"/>
-            </w:pPr>
-            <w:r/>
-            <w:r>
-              <w:rPr>
-                <w:rFonts w:ascii="Times New Roman" w:hAnsi="Times New Roman" w:eastAsia="宋体"/>
-                <w:sz w:val="18"/>
-              </w:rPr>
-              <w:t>人工执行破位止损减仓：紫金矿业当日大跌7.3%至31.62，跌破20日均线33.77，触发系统'破位预警'（跌破20日线</w:t>
-            </w:r>
-          </w:p>
-        </w:tc>
-      </w:tr>
-      <w:tr>
-        <w:tc>
-          <w:tcPr>
-            <w:tcW w:type="dxa" w:w="907"/>
-          </w:tcPr>
-          <w:p>
-            <w:pPr>
-              <w:jc w:val="center"/>
-            </w:pPr>
-            <w:r/>
-            <w:r>
-              <w:rPr>
-                <w:rFonts w:ascii="Times New Roman" w:hAnsi="Times New Roman" w:eastAsia="宋体"/>
-                <w:sz w:val="18"/>
-              </w:rPr>
-              <w:t>买入</w:t>
-            </w:r>
-          </w:p>
-        </w:tc>
-        <w:tc>
-          <w:tcPr>
-            <w:tcW w:type="dxa" w:w="1474"/>
-          </w:tcPr>
-          <w:p>
-            <w:pPr>
-              <w:jc w:val="center"/>
-            </w:pPr>
-            <w:r/>
-            <w:r>
-              <w:rPr>
-                <w:rFonts w:ascii="Times New Roman" w:hAnsi="Times New Roman" w:eastAsia="宋体"/>
-                <w:sz w:val="18"/>
-              </w:rPr>
-              <w:t>恺英网络</w:t>
-            </w:r>
-          </w:p>
-        </w:tc>
-        <w:tc>
-          <w:tcPr>
-            <w:tcW w:type="dxa" w:w="1247"/>
-          </w:tcPr>
-          <w:p>
-            <w:pPr>
-              <w:jc w:val="center"/>
-            </w:pPr>
-            <w:r/>
-            <w:r>
-              <w:rPr>
-                <w:rFonts w:ascii="Times New Roman" w:hAnsi="Times New Roman" w:eastAsia="宋体"/>
-                <w:sz w:val="18"/>
-              </w:rPr>
-              <w:t>002517</w:t>
-            </w:r>
-          </w:p>
-        </w:tc>
-        <w:tc>
-          <w:tcPr>
-            <w:tcW w:type="dxa" w:w="1020"/>
-          </w:tcPr>
-          <w:p>
-            <w:pPr>
-              <w:jc w:val="center"/>
-            </w:pPr>
-            <w:r/>
-            <w:r>
-              <w:rPr>
-                <w:rFonts w:ascii="Times New Roman" w:hAnsi="Times New Roman" w:eastAsia="宋体"/>
-                <w:sz w:val="18"/>
-              </w:rPr>
-              <w:t>17.52</w:t>
-            </w:r>
-          </w:p>
-        </w:tc>
-        <w:tc>
-          <w:tcPr>
-            <w:tcW w:type="dxa" w:w="1134"/>
-          </w:tcPr>
-          <w:p>
-            <w:pPr>
-              <w:jc w:val="center"/>
-            </w:pPr>
-            <w:r/>
-            <w:r>
-              <w:rPr>
-                <w:rFonts w:ascii="Times New Roman" w:hAnsi="Times New Roman" w:eastAsia="宋体"/>
-                <w:sz w:val="18"/>
-              </w:rPr>
-              <w:t>10000</w:t>
-            </w:r>
-          </w:p>
-        </w:tc>
-        <w:tc>
-          <w:tcPr>
-            <w:tcW w:type="dxa" w:w="1361"/>
-          </w:tcPr>
-          <w:p>
-            <w:pPr>
-              <w:jc w:val="center"/>
-            </w:pPr>
-            <w:r/>
-            <w:r>
-              <w:rPr>
-                <w:rFonts w:ascii="Times New Roman" w:hAnsi="Times New Roman" w:eastAsia="宋体"/>
-                <w:sz w:val="18"/>
-              </w:rPr>
-              <w:t>175200</w:t>
-            </w:r>
-          </w:p>
-        </w:tc>
-        <w:tc>
-          <w:tcPr>
-            <w:tcW w:type="dxa" w:w="3402"/>
-          </w:tcPr>
-          <w:p>
-            <w:pPr>
-              <w:jc w:val="center"/>
-            </w:pPr>
-            <w:r/>
-            <w:r>
-              <w:rPr>
-                <w:rFonts w:ascii="Times New Roman" w:hAnsi="Times New Roman" w:eastAsia="宋体"/>
-                <w:sz w:val="18"/>
-              </w:rPr>
-              <w:t>人工采纳AI推荐建仓：AI 于 09-10 收盘复盘给出'买入 恺英网络 17.30~18.10，止损16.2，目标20</w:t>
-            </w:r>
-          </w:p>
-        </w:tc>
-      </w:tr>
-    </w:tbl>
+    <w:p>
+      <w:pPr>
+        <w:spacing w:after="120" w:line="312" w:lineRule="auto"/>
+        <w:jc w:val="left"/>
+      </w:pPr>
+      <w:r>
+        <w:rPr>
+          <w:rFonts w:ascii="Times New Roman" w:hAnsi="Times New Roman" w:eastAsia="宋体"/>
+          <w:b w:val="0"/>
+          <w:sz w:val="24"/>
+        </w:rPr>
+        <w:t>本日无操作信号，不进行交易。</w:t>
+      </w:r>
+    </w:p>
     <w:sectPr>
       <w:pgSz w:w="12240" w:h="15840"/>
       <w:pgMar w:top="1440" w:right="1800" w:bottom="1440" w:left="1800" w:header="720" w:footer="720" w:gutter="0"/>
